--- a/_site/fundamentos-programacion/2018-06-09-typografia/index.docx
+++ b/_site/fundamentos-programacion/2018-06-09-typografia/index.docx
@@ -50,7 +50,7 @@
         <w:pStyle w:val="Heading1"/>
       </w:pPr>
       <w:r>
-        <w:t xml:space="preserve">Tipografía en entornos académicos y de programación: Selección y aplicación para mejorar la legibilidad</w:t>
+        <w:t xml:space="preserve">Principios básicos de tipografía</w:t>
       </w:r>
     </w:p>
     <w:p>
@@ -199,7 +199,15 @@
     </w:p>
     <w:p>
       <w:pPr>
-        <w:pStyle w:val="FirstParagraph"/>
+        <w:pStyle w:val="AbstractFirstParagraph"/>
+      </w:pPr>
+      <w:r>
+        <w:t xml:space="preserve">Typography is a fundamental element in both academic and programming environments, impacting readability, comprehension, and professional presentation. This article explores the principles of typographic selection and application, emphasizing font choices for academic writing, coding environments, and digital interfaces. It discusses the characteristics of monospaced fonts for programming, the importance of typographic contrast, and the role of ligatures in code readability. Additionally, it provides insights into the differences between OTF and TTF formats, along with recommendations for font pairing in scholarly and technical contexts. Understanding typography enhances clarity and effectiveness in both educational and software development fields.</w:t>
+      </w:r>
+    </w:p>
+    <w:p>
+      <w:pPr>
+        <w:pStyle w:val="BodyText"/>
       </w:pPr>
       <w:r>
         <w:rPr>
@@ -224,7 +232,7 @@
         <w:pStyle w:val="Heading1"/>
       </w:pPr>
       <w:r>
-        <w:t xml:space="preserve">Tipografía en entornos académicos y de programación: Selección y aplicación para mejorar la legibilidad</w:t>
+        <w:t xml:space="preserve">Principios básicos de tipografía</w:t>
       </w:r>
     </w:p>
     <w:bookmarkEnd w:id="26"/>
@@ -1453,7 +1461,7 @@
       </w:r>
     </w:p>
     <w:bookmarkEnd w:id="53"/>
-    <w:bookmarkStart w:id="66" w:name="publicaciones-similares"/>
+    <w:bookmarkStart w:id="64" w:name="publicaciones-similares"/>
     <w:p>
       <w:pPr>
         <w:pStyle w:val="Heading1"/>
@@ -1577,34 +1585,13 @@
     </w:p>
     <w:p>
       <w:pPr>
-        <w:pStyle w:val="Compact"/>
-        <w:numPr>
-          <w:ilvl w:val="0"/>
-          <w:numId w:val="1007"/>
-        </w:numPr>
-      </w:pPr>
-      <w:hyperlink r:id="rId64"/>
-      <w:r>
-        <w:t xml:space="preserve"> </w:t>
-      </w:r>
-      <w:hyperlink r:id="rId65">
-        <w:r>
-          <w:rPr>
-            <w:rStyle w:val="Hyperlink"/>
-          </w:rPr>
-          <w:t xml:space="preserve">Por Editar</w:t>
-        </w:r>
-      </w:hyperlink>
-    </w:p>
-    <w:p>
-      <w:pPr>
         <w:pStyle w:val="FirstParagraph"/>
       </w:pPr>
       <w:r>
         <w:t xml:space="preserve">Esperamos que encuentres estas publicaciones igualmente interesantes y útiles. ¡Disfruta de la lectura!</w:t>
       </w:r>
     </w:p>
-    <w:bookmarkEnd w:id="66"/>
+    <w:bookmarkEnd w:id="64"/>
     <w:sectPr>
       <w:headerReference r:id="rId9" w:type="even"/>
       <w:headerReference r:id="rId11" w:type="default"/>
